--- a/documentos/templates_docx/oficio_comite_tutorial_docente.docx
+++ b/documentos/templates_docx/oficio_comite_tutorial_docente.docx
@@ -154,7 +154,7 @@
           <w:bdr w:val="nil"/>
           <w:lang w:val="es-ES_tradnl" w:eastAsia="es-MX"/>
         </w:rPr>
-        <w:t>Por este medio le envió un cordial saludo y hago de su conocimiento que mediante el Acta {{ acta_numero }} con fecha del {{ acta_fecha_corta }} del presente año, la Junta Académica del Posgrado en Ciencias en Geofísica, ha sido nombrado como Miembro del Comité Tutorial junto a:</w:t>
+        <w:t xml:space="preserve">Por este medio le envió un cordial saludo y hago de su conocimiento que mediante el Acta </w:t>
       </w:r>
       <w:r>
         <w:rPr>
@@ -257,6 +257,21 @@
           <w:bdr w:val="nil"/>
           <w:lang w:eastAsia="es-MX"/>
         </w:rPr>
+      </w:r>
+      <w:r>
+        <w:rPr>
+          <w:rFonts w:ascii="Arial Narrow" w:hAnsi="Arial Narrow"/>
+          <w:b/>
+          <w:sz w:val="24"/>
+        </w:rPr>
+        <w:t>{{ acta_numero }}</w:t>
+      </w:r>
+      <w:r>
+        <w:rPr>
+          <w:rFonts w:ascii="Arial Narrow" w:hAnsi="Arial Narrow"/>
+          <w:sz w:val="24"/>
+        </w:rPr>
+        <w:t xml:space="preserve"> con fecha del {{ acta_fecha_corta }} del presente año, la Junta Académica del Posgrado en Ciencias en Geofísica, ha sido nombrado como Miembro del Comité Tutorial junto a:</w:t>
       </w:r>
     </w:p>
     <w:p>
